--- a/paper/title_page.docx
+++ b/paper/title_page.docx
@@ -184,7 +184,7 @@
         <w:t xml:space="preserve"> </w:t>
       </w:r>
       <w:r>
-        <w:t xml:space="preserve">facility of the Faculty of Technology, Selçuk University; the author thanks the</w:t>
+        <w:t xml:space="preserve">facility of the Faculty of Technology, Selçuk University. The author thanks the</w:t>
       </w:r>
       <w:r>
         <w:t xml:space="preserve"> </w:t>
@@ -216,7 +216,7 @@
         <w:t xml:space="preserve"> </w:t>
       </w:r>
       <w:r>
-        <w:t xml:space="preserve">permissive licence; this study is a research fork of that toolkit and could not have</w:t>
+        <w:t xml:space="preserve">permissive licence. This study is a research fork of that toolkit and could not have</w:t>
       </w:r>
       <w:r>
         <w:t xml:space="preserve"> </w:t>
@@ -254,7 +254,7 @@
         <w:t xml:space="preserve"> </w:t>
       </w:r>
       <w:r>
-        <w:t xml:space="preserve">projects, whose work is reused here under CC BY-SA; per-window attribution is</w:t>
+        <w:t xml:space="preserve">projects, whose work is reused here under CC BY-SA. Per-window attribution is</w:t>
       </w:r>
       <w:r>
         <w:t xml:space="preserve"> </w:t>
@@ -328,7 +328,7 @@
         <w:t xml:space="preserve"> </w:t>
       </w:r>
       <w:r>
-        <w:t xml:space="preserve">required, and is deliberately not acknowledged here: no AI system is credited as a</w:t>
+        <w:t xml:space="preserve">required, and is not acknowledged here, since no AI system is credited as a</w:t>
       </w:r>
       <w:r>
         <w:t xml:space="preserve"> </w:t>
@@ -374,13 +374,13 @@
       </w:r>
     </w:p>
     <w:bookmarkEnd w:id="15"/>
-    <w:bookmarkStart w:id="17" w:name="X6b912df45260fb9f62eb6339203144775b34722"/>
+    <w:bookmarkStart w:id="17" w:name="Xa8e6f0682826d57a309de210f42170bffe944f2"/>
     <w:p>
       <w:pPr>
         <w:pStyle w:val="Heading2"/>
       </w:pPr>
       <w:r>
-        <w:t xml:space="preserve">Declarations (summary; full statements appear in the manuscript)</w:t>
+        <w:t xml:space="preserve">Declarations (summary, with full statements in the manuscript)</w:t>
       </w:r>
     </w:p>
     <w:p>
@@ -476,7 +476,7 @@
         <w:t xml:space="preserve"> </w:t>
       </w:r>
       <w:r>
-        <w:t xml:space="preserve">data. The LLM judges are measurement instruments, not participants; the reasoning,</w:t>
+        <w:t xml:space="preserve">data. The LLM judges are measurement instruments, not participants. The reasoning,</w:t>
       </w:r>
       <w:r>
         <w:t xml:space="preserve"> </w:t>
@@ -552,10 +552,10 @@
         <w:rPr>
           <w:rStyle w:val="VerbatimChar"/>
         </w:rPr>
-        <w:t xml:space="preserve">v1.6.0-paper</w:t>
-      </w:r>
-      <w:r>
-        <w:t xml:space="preserve">); archived at Zenodo, concept DOI 10.5281/zenodo.22168552, which</w:t>
+        <w:t xml:space="preserve">v1.7.0-paper</w:t>
+      </w:r>
+      <w:r>
+        <w:t xml:space="preserve">), archived at Zenodo, concept DOI 10.5281/zenodo.22168552, which</w:t>
       </w:r>
       <w:r>
         <w:t xml:space="preserve"> </w:t>
@@ -571,7 +571,7 @@
           <w:b/>
           <w:bCs/>
         </w:rPr>
-        <w:t xml:space="preserve">Licensing is not uniform across components; see</w:t>
+        <w:t xml:space="preserve">Licensing is not uniform across components. See</w:t>
       </w:r>
       <w:r>
         <w:rPr>

--- a/paper/title_page.docx
+++ b/paper/title_page.docx
@@ -552,7 +552,7 @@
         <w:rPr>
           <w:rStyle w:val="VerbatimChar"/>
         </w:rPr>
-        <w:t xml:space="preserve">v1.7.0-paper</w:t>
+        <w:t xml:space="preserve">v1.7.1-paper</w:t>
       </w:r>
       <w:r>
         <w:t xml:space="preserve">), archived at Zenodo, concept DOI 10.5281/zenodo.22168552, which</w:t>

--- a/paper/title_page.docx
+++ b/paper/title_page.docx
@@ -552,7 +552,7 @@
         <w:rPr>
           <w:rStyle w:val="VerbatimChar"/>
         </w:rPr>
-        <w:t xml:space="preserve">v1.7.1-paper</w:t>
+        <w:t xml:space="preserve">v1.7.2-paper</w:t>
       </w:r>
       <w:r>
         <w:t xml:space="preserve">), archived at Zenodo, concept DOI 10.5281/zenodo.22168552, which</w:t>

--- a/paper/title_page.docx
+++ b/paper/title_page.docx
@@ -552,7 +552,7 @@
         <w:rPr>
           <w:rStyle w:val="VerbatimChar"/>
         </w:rPr>
-        <w:t xml:space="preserve">v1.7.2-paper</w:t>
+        <w:t xml:space="preserve">v1.8.0-paper</w:t>
       </w:r>
       <w:r>
         <w:t xml:space="preserve">), archived at Zenodo, concept DOI 10.5281/zenodo.22168552, which</w:t>

--- a/paper/title_page.docx
+++ b/paper/title_page.docx
@@ -552,7 +552,7 @@
         <w:rPr>
           <w:rStyle w:val="VerbatimChar"/>
         </w:rPr>
-        <w:t xml:space="preserve">v1.8.0-paper</w:t>
+        <w:t xml:space="preserve">v1.8.1-paper</w:t>
       </w:r>
       <w:r>
         <w:t xml:space="preserve">), archived at Zenodo, concept DOI 10.5281/zenodo.22168552, which</w:t>
